--- a/public/templates/carta_vacaciones.docx
+++ b/public/templates/carta_vacaciones.docx
@@ -13,7 +13,7 @@
         <w:rPr>
           <w:lang w:val="es-ES"/>
         </w:rPr>
-        <w:t xml:space="preserve">Santiago de Cali, mayo de 2026 </w:t>
+        <w:t xml:space="preserve">Santiago de Cali, {FECHACARTA} </w:t>
       </w:r>
     </w:p>
     <w:p>
@@ -89,7 +89,7 @@
           <w:sz w:val="20"/>
           <w:szCs w:val="20"/>
         </w:rPr>
-        <w:t>{C.T}</w:t>
+        <w:t>{SEDE}</w:t>
       </w:r>
     </w:p>
     <w:p>
@@ -471,18 +471,14 @@
         </w:rPr>
       </w:pPr>
       <w:r>
+        <w:rPr>
+          <w:sz w:val="18"/>
+          <w:szCs w:val="18"/>
+        </w:rPr>
         <w:drawing>
-          <wp:anchor distT="0" distB="0" distL="0" distR="114300" simplePos="0" relativeHeight="3" behindDoc="0" locked="0" layoutInCell="0" allowOverlap="1">
-            <wp:simplePos x="0" y="0"/>
-            <wp:positionH relativeFrom="margin">
-              <wp:align>left</wp:align>
-            </wp:positionH>
-            <wp:positionV relativeFrom="paragraph">
-              <wp:posOffset>76200</wp:posOffset>
-            </wp:positionV>
+          <wp:inline distT="0" distB="0" distL="0" distR="0">
             <wp:extent cx="1704340" cy="662940"/>
             <wp:effectExtent l="0" t="0" r="0" b="0"/>
-            <wp:wrapSquare wrapText="bothSides"/>
             <wp:docPr id="1" name="Image1"/>
             <wp:cNvGraphicFramePr>
               <a:graphicFrameLocks xmlns:a="http://schemas.openxmlformats.org/drawingml/2006/main" noChangeAspect="1"/>
@@ -516,16 +512,18 @@
                 </pic:pic>
               </a:graphicData>
             </a:graphic>
-          </wp:anchor>
+          </wp:inline>
         </w:drawing>
       </w:r>
-      <w:r>
+    </w:p>
+    <w:p>
+      <w:pPr>
+        <w:pStyle w:val="BodyText"/>
         <w:rPr>
           <w:sz w:val="18"/>
           <w:szCs w:val="18"/>
         </w:rPr>
-        <w:br w:type="textWrapping" w:clear="all"/>
-      </w:r>
+      </w:pPr>
       <w:r>
         <w:rPr>
           <w:sz w:val="18"/>

--- a/public/templates/carta_vacaciones.docx
+++ b/public/templates/carta_vacaciones.docx
@@ -275,7 +275,7 @@
           <w:szCs w:val="18"/>
           <w:lang w:val="es-MX"/>
         </w:rPr>
-        <w:t xml:space="preserve">Saldo 00 días </w:t>
+        <w:t xml:space="preserve">Saldo {SALDO} días </w:t>
       </w:r>
     </w:p>
     <w:p>

--- a/public/templates/carta_vacaciones.docx
+++ b/public/templates/carta_vacaciones.docx
@@ -168,39 +168,7 @@
           <w:szCs w:val="20"/>
           <w:lang w:val="es-MX"/>
         </w:rPr>
-        <w:t>{</w:t>
-      </w:r>
-      <w:r>
-        <w:rPr>
-          <w:sz w:val="20"/>
-          <w:szCs w:val="20"/>
-          <w:lang w:val="es-MX"/>
-        </w:rPr>
-        <w:t>PERIODO 1</w:t>
-      </w:r>
-      <w:r>
-        <w:rPr>
-          <w:sz w:val="20"/>
-          <w:szCs w:val="20"/>
-          <w:lang w:val="es-MX"/>
-        </w:rPr>
-        <w:t>} al {</w:t>
-      </w:r>
-      <w:r>
-        <w:rPr>
-          <w:sz w:val="20"/>
-          <w:szCs w:val="20"/>
-          <w:lang w:val="es-MX"/>
-        </w:rPr>
-        <w:t>PERIODO 2</w:t>
-      </w:r>
-      <w:r>
-        <w:rPr>
-          <w:sz w:val="20"/>
-          <w:szCs w:val="20"/>
-          <w:lang w:val="es-MX"/>
-        </w:rPr>
-        <w:t>}</w:t>
+        <w:t xml:space="preserve">{#PERIODOS}</w:t>
       </w:r>
     </w:p>
     <w:p>
@@ -219,7 +187,7 @@
           <w:szCs w:val="20"/>
           <w:lang w:val="es-MX"/>
         </w:rPr>
-        <w:t>Tiene {DIAS_TIENE} días</w:t>
+        <w:t xml:space="preserve">{INICIO} al {FIN}</w:t>
       </w:r>
     </w:p>
     <w:p>
@@ -238,6 +206,7 @@
           <w:szCs w:val="20"/>
           <w:lang w:val="es-MX"/>
         </w:rPr>
+        <w:t xml:space="preserve">Tiene {DIAS} días</w:t>
       </w:r>
     </w:p>
     <w:p>
@@ -245,18 +214,17 @@
         <w:pStyle w:val="Normal"/>
         <w:jc w:val="center"/>
         <w:rPr>
-          <w:sz w:val="18"/>
-          <w:szCs w:val="18"/>
-          <w:lang w:val="es-MX"/>
-        </w:rPr>
-      </w:pPr>
-      <w:r>
-        <w:rPr>
-          <w:sz w:val="20"/>
-          <w:szCs w:val="20"/>
-          <w:lang w:val="es-MX"/>
-        </w:rPr>
-        <w:t>Toma {DIAS_TOMA} días</w:t>
+          <w:sz w:val="20"/>
+          <w:szCs w:val="20"/>
+          <w:lang w:val="es-MX"/>
+        </w:rPr>
+      </w:pPr>
+      <w:r>
+        <w:rPr>
+          <w:sz w:val="20"/>
+          <w:szCs w:val="20"/>
+          <w:lang w:val="es-MX"/>
+        </w:rPr>
       </w:r>
     </w:p>
     <w:p>
@@ -271,11 +239,106 @@
       </w:pPr>
       <w:r>
         <w:rPr>
-          <w:sz w:val="18"/>
-          <w:szCs w:val="18"/>
-          <w:lang w:val="es-MX"/>
-        </w:rPr>
-        <w:t xml:space="preserve">Saldo {SALDO} días </w:t>
+          <w:sz w:val="20"/>
+          <w:szCs w:val="20"/>
+          <w:lang w:val="es-MX"/>
+        </w:rPr>
+        <w:t xml:space="preserve">{/PERIODOS}</w:t>
+      </w:r>
+    </w:p>
+    <w:p>
+      <w:pPr>
+        <w:pStyle w:val="Normal"/>
+        <w:jc w:val="center"/>
+        <w:rPr>
+          <w:sz w:val="20"/>
+          <w:szCs w:val="20"/>
+          <w:lang w:val="es-MX"/>
+        </w:rPr>
+      </w:pPr>
+      <w:r>
+        <w:rPr>
+          <w:sz w:val="20"/>
+          <w:szCs w:val="20"/>
+          <w:lang w:val="es-MX"/>
+        </w:rPr>
+        <w:t xml:space="preserve">Toma: {TOMA} días</w:t>
+      </w:r>
+    </w:p>
+    <w:p>
+      <w:pPr>
+        <w:pStyle w:val="Normal"/>
+        <w:jc w:val="center"/>
+        <w:rPr>
+          <w:sz w:val="20"/>
+          <w:szCs w:val="20"/>
+          <w:lang w:val="es-MX"/>
+        </w:rPr>
+      </w:pPr>
+      <w:r>
+        <w:rPr>
+          <w:sz w:val="20"/>
+          <w:szCs w:val="20"/>
+          <w:lang w:val="es-MX"/>
+        </w:rPr>
+        <w:t xml:space="preserve">{#HAY_COMPENSADOS}</w:t>
+      </w:r>
+    </w:p>
+    <w:p>
+      <w:pPr>
+        <w:pStyle w:val="Normal"/>
+        <w:jc w:val="center"/>
+        <w:rPr>
+          <w:sz w:val="20"/>
+          <w:szCs w:val="20"/>
+          <w:lang w:val="es-MX"/>
+        </w:rPr>
+      </w:pPr>
+      <w:r>
+        <w:rPr>
+          <w:sz w:val="20"/>
+          <w:szCs w:val="20"/>
+          <w:lang w:val="es-MX"/>
+        </w:rPr>
+        <w:t xml:space="preserve">Compensados: {COMPENSADOS} días</w:t>
+      </w:r>
+    </w:p>
+    <w:p>
+      <w:pPr>
+        <w:pStyle w:val="Normal"/>
+        <w:jc w:val="center"/>
+        <w:rPr>
+          <w:sz w:val="20"/>
+          <w:szCs w:val="20"/>
+          <w:lang w:val="es-MX"/>
+        </w:rPr>
+      </w:pPr>
+      <w:r>
+        <w:rPr>
+          <w:sz w:val="20"/>
+          <w:szCs w:val="20"/>
+          <w:lang w:val="es-MX"/>
+        </w:rPr>
+        <w:t xml:space="preserve">{/HAY_COMPENSADOS}</w:t>
+      </w:r>
+    </w:p>
+    <w:p>
+      <w:pPr>
+        <w:pStyle w:val="Normal"/>
+        <w:jc w:val="center"/>
+        <w:rPr>
+          <w:sz w:val="20"/>
+          <w:szCs w:val="20"/>
+          <w:lang w:val="es-MX"/>
+        </w:rPr>
+      </w:pPr>
+      <w:r>
+        <w:rPr>
+          <w:sz w:val="20"/>
+          <w:szCs w:val="20"/>
+          <w:lang w:val="es-MX"/>
+        </w:rPr>
+        <w:t xml:space="preserve">Saldo: {SALDO_FINAL} días</w:t>
       </w:r>
     </w:p>
     <w:p>

--- a/public/templates/carta_vacaciones.docx
+++ b/public/templates/carta_vacaciones.docx
@@ -136,7 +136,7 @@
           <w:szCs w:val="20"/>
           <w:lang w:val="es-MX"/>
         </w:rPr>
-        <w:t>Nos place informarte que, de acuerdo con tu solicitud, se te han concedido {DIAS_TIENE} días de vacaciones, correspondiente al siguiente periodo.</w:t>
+        <w:t>Nos place informarte que, de acuerdo con tu solicitud, se te han concedido {TOMA} días de vacaciones, correspondiente al siguiente periodo.</w:t>
       </w:r>
     </w:p>
     <w:p>
